--- a/SCHOLARSHIPS.docx
+++ b/SCHOLARSHIPS.docx
@@ -580,7 +580,6 @@
       </w:tr>
     </w:tbl>
     <w:p/>
-    <w:p/>
     <w:p>
       <w:r>
         <w:t>PETRONAS</w:t>
@@ -756,32 +755,32 @@
               <w:jc w:val="center"/>
             </w:pPr>
             <w:r>
+              <w:t>contract</w:t>
+            </w:r>
+          </w:p>
+        </w:tc>
+        <w:tc>
+          <w:tcPr>
+            <w:tcW w:w="6327" w:type="dxa"/>
+          </w:tcPr>
+          <w:p>
+            <w:r>
+              <w:t>Employment bond with PETRONAS</w:t>
+            </w:r>
+          </w:p>
+        </w:tc>
+      </w:tr>
+      <w:tr>
+        <w:tc>
+          <w:tcPr>
+            <w:tcW w:w="2689" w:type="dxa"/>
+          </w:tcPr>
+          <w:p>
+            <w:pPr>
+              <w:jc w:val="center"/>
+            </w:pPr>
+            <w:r>
               <w:lastRenderedPageBreak/>
-              <w:t>contract</w:t>
-            </w:r>
-          </w:p>
-        </w:tc>
-        <w:tc>
-          <w:tcPr>
-            <w:tcW w:w="6327" w:type="dxa"/>
-          </w:tcPr>
-          <w:p>
-            <w:r>
-              <w:t>Employment bond with PETRONAS</w:t>
-            </w:r>
-          </w:p>
-        </w:tc>
-      </w:tr>
-      <w:tr>
-        <w:tc>
-          <w:tcPr>
-            <w:tcW w:w="2689" w:type="dxa"/>
-          </w:tcPr>
-          <w:p>
-            <w:pPr>
-              <w:jc w:val="center"/>
-            </w:pPr>
-            <w:r>
               <w:t>courses</w:t>
             </w:r>
           </w:p>
@@ -858,7 +857,6 @@
         </w:tc>
       </w:tr>
     </w:tbl>
-    <w:p/>
     <w:p/>
     <w:p>
       <w:r>
@@ -1132,7 +1130,6 @@
       </w:tr>
     </w:tbl>
     <w:p/>
-    <w:p/>
     <w:p>
       <w:r>
         <w:t>KHAZANAH</w:t>
@@ -1409,7 +1406,6 @@
         </w:tc>
       </w:tr>
     </w:tbl>
-    <w:p/>
     <w:p/>
     <w:p>
       <w:r>
@@ -1511,6 +1507,7 @@
               <w:jc w:val="center"/>
             </w:pPr>
             <w:r>
+              <w:lastRenderedPageBreak/>
               <w:t>level</w:t>
             </w:r>
           </w:p>
@@ -1682,7 +1679,6 @@
         </w:tc>
       </w:tr>
     </w:tbl>
-    <w:p/>
     <w:p/>
     <w:p>
       <w:r>
@@ -1956,7 +1952,6 @@
       </w:tr>
     </w:tbl>
     <w:p/>
-    <w:p/>
     <w:p>
       <w:r>
         <w:t>AXIATA</w:t>
@@ -2197,7 +2192,6 @@
           </w:p>
           <w:p>
             <w:r>
-              <w:lastRenderedPageBreak/>
               <w:t>Minimum 6(A+/A/A-) in SPM</w:t>
             </w:r>
           </w:p>
@@ -2213,7 +2207,6 @@
               <w:jc w:val="center"/>
             </w:pPr>
             <w:r>
-              <w:lastRenderedPageBreak/>
               <w:t>link</w:t>
             </w:r>
           </w:p>
@@ -2230,7 +2223,6 @@
         </w:tc>
       </w:tr>
     </w:tbl>
-    <w:p/>
     <w:p/>
     <w:p>
       <w:r>
@@ -2382,6 +2374,7 @@
               <w:jc w:val="center"/>
             </w:pPr>
             <w:r>
+              <w:lastRenderedPageBreak/>
               <w:t>type</w:t>
             </w:r>
           </w:p>
@@ -2508,7 +2501,6 @@
         </w:tc>
       </w:tr>
     </w:tbl>
-    <w:p/>
     <w:p/>
     <w:p>
       <w:r>
@@ -2787,7 +2779,6 @@
       </w:tr>
     </w:tbl>
     <w:p/>
-    <w:p/>
     <w:p>
       <w:r>
         <w:t>TELEKOM MALAYSIA</w:t>
@@ -2913,7 +2904,6 @@
               <w:jc w:val="center"/>
             </w:pPr>
             <w:r>
-              <w:lastRenderedPageBreak/>
               <w:t>amount</w:t>
             </w:r>
           </w:p>
@@ -3060,8 +3050,6 @@
         </w:tc>
       </w:tr>
     </w:tbl>
-    <w:p/>
-    <w:p/>
     <w:p/>
     <w:p>
       <w:r>
@@ -3188,6 +3176,7 @@
               <w:jc w:val="center"/>
             </w:pPr>
             <w:r>
+              <w:lastRenderedPageBreak/>
               <w:t>amount</w:t>
             </w:r>
           </w:p>
@@ -3329,6 +3318,2731 @@
           <w:p>
             <w:r>
               <w:t>ytn.tnb.com.my</w:t>
+            </w:r>
+          </w:p>
+        </w:tc>
+      </w:tr>
+    </w:tbl>
+    <w:p/>
+    <w:p/>
+    <w:p>
+      <w:r>
+        <w:t>KARANGKRAF</w:t>
+      </w:r>
+    </w:p>
+    <w:tbl>
+      <w:tblPr>
+        <w:tblStyle w:val="TableGrid"/>
+        <w:tblW w:w="0" w:type="auto"/>
+        <w:tblLook w:val="04A0" w:firstRow="1" w:lastRow="0" w:firstColumn="1" w:lastColumn="0" w:noHBand="0" w:noVBand="1"/>
+      </w:tblPr>
+      <w:tblGrid>
+        <w:gridCol w:w="2689"/>
+        <w:gridCol w:w="6327"/>
+      </w:tblGrid>
+      <w:tr>
+        <w:tc>
+          <w:tcPr>
+            <w:tcW w:w="2689" w:type="dxa"/>
+          </w:tcPr>
+          <w:p>
+            <w:pPr>
+              <w:jc w:val="center"/>
+            </w:pPr>
+            <w:r>
+              <w:t>scholarship</w:t>
+            </w:r>
+          </w:p>
+        </w:tc>
+        <w:tc>
+          <w:tcPr>
+            <w:tcW w:w="6327" w:type="dxa"/>
+          </w:tcPr>
+          <w:p>
+            <w:r>
+              <w:t>Karangkraf Scholarship</w:t>
+            </w:r>
+          </w:p>
+        </w:tc>
+      </w:tr>
+      <w:tr>
+        <w:tc>
+          <w:tcPr>
+            <w:tcW w:w="2689" w:type="dxa"/>
+          </w:tcPr>
+          <w:p>
+            <w:pPr>
+              <w:jc w:val="center"/>
+            </w:pPr>
+            <w:r>
+              <w:t>deadline</w:t>
+            </w:r>
+          </w:p>
+        </w:tc>
+        <w:tc>
+          <w:tcPr>
+            <w:tcW w:w="6327" w:type="dxa"/>
+          </w:tcPr>
+          <w:p>
+            <w:r>
+              <w:t>Around April (Annually)</w:t>
+            </w:r>
+          </w:p>
+        </w:tc>
+      </w:tr>
+      <w:tr>
+        <w:tc>
+          <w:tcPr>
+            <w:tcW w:w="2689" w:type="dxa"/>
+          </w:tcPr>
+          <w:p>
+            <w:pPr>
+              <w:jc w:val="center"/>
+            </w:pPr>
+            <w:r>
+              <w:t>location</w:t>
+            </w:r>
+          </w:p>
+        </w:tc>
+        <w:tc>
+          <w:tcPr>
+            <w:tcW w:w="6327" w:type="dxa"/>
+          </w:tcPr>
+          <w:p>
+            <w:r>
+              <w:t>Local (</w:t>
+            </w:r>
+            <w:r>
+              <w:t>Selected Private Universities</w:t>
+            </w:r>
+            <w:r>
+              <w:t>)</w:t>
+            </w:r>
+            <w:r>
+              <w:t xml:space="preserve"> </w:t>
+            </w:r>
+          </w:p>
+        </w:tc>
+      </w:tr>
+      <w:tr>
+        <w:tc>
+          <w:tcPr>
+            <w:tcW w:w="2689" w:type="dxa"/>
+          </w:tcPr>
+          <w:p>
+            <w:pPr>
+              <w:jc w:val="center"/>
+            </w:pPr>
+            <w:r>
+              <w:t>level</w:t>
+            </w:r>
+          </w:p>
+        </w:tc>
+        <w:tc>
+          <w:tcPr>
+            <w:tcW w:w="6327" w:type="dxa"/>
+          </w:tcPr>
+          <w:p>
+            <w:r>
+              <w:t>Foundation, Diploma, Degree</w:t>
+            </w:r>
+          </w:p>
+        </w:tc>
+      </w:tr>
+      <w:tr>
+        <w:tc>
+          <w:tcPr>
+            <w:tcW w:w="2689" w:type="dxa"/>
+          </w:tcPr>
+          <w:p>
+            <w:pPr>
+              <w:jc w:val="center"/>
+            </w:pPr>
+            <w:r>
+              <w:t>amount</w:t>
+            </w:r>
+          </w:p>
+        </w:tc>
+        <w:tc>
+          <w:tcPr>
+            <w:tcW w:w="6327" w:type="dxa"/>
+          </w:tcPr>
+          <w:p>
+            <w:r>
+              <w:t>Full tuition fee waiver (100% waiver)</w:t>
+            </w:r>
+          </w:p>
+        </w:tc>
+      </w:tr>
+      <w:tr>
+        <w:tc>
+          <w:tcPr>
+            <w:tcW w:w="2689" w:type="dxa"/>
+          </w:tcPr>
+          <w:p>
+            <w:pPr>
+              <w:jc w:val="center"/>
+            </w:pPr>
+            <w:r>
+              <w:t>type</w:t>
+            </w:r>
+          </w:p>
+        </w:tc>
+        <w:tc>
+          <w:tcPr>
+            <w:tcW w:w="6327" w:type="dxa"/>
+          </w:tcPr>
+          <w:p>
+            <w:r>
+              <w:t>Foundation / Corporate CSR</w:t>
+            </w:r>
+          </w:p>
+        </w:tc>
+      </w:tr>
+      <w:tr>
+        <w:tc>
+          <w:tcPr>
+            <w:tcW w:w="2689" w:type="dxa"/>
+          </w:tcPr>
+          <w:p>
+            <w:pPr>
+              <w:jc w:val="center"/>
+            </w:pPr>
+            <w:r>
+              <w:t>contract</w:t>
+            </w:r>
+          </w:p>
+        </w:tc>
+        <w:tc>
+          <w:tcPr>
+            <w:tcW w:w="6327" w:type="dxa"/>
+          </w:tcPr>
+          <w:p>
+            <w:r>
+              <w:t>May be required to serve with Karangkraf if relevant vacancies arise</w:t>
+            </w:r>
+          </w:p>
+        </w:tc>
+      </w:tr>
+      <w:tr>
+        <w:tc>
+          <w:tcPr>
+            <w:tcW w:w="2689" w:type="dxa"/>
+          </w:tcPr>
+          <w:p>
+            <w:pPr>
+              <w:jc w:val="center"/>
+            </w:pPr>
+            <w:r>
+              <w:t>courses</w:t>
+            </w:r>
+          </w:p>
+        </w:tc>
+        <w:tc>
+          <w:tcPr>
+            <w:tcW w:w="6327" w:type="dxa"/>
+          </w:tcPr>
+          <w:p>
+            <w:r>
+              <w:t>Various fields offered by participating private universities</w:t>
+            </w:r>
+          </w:p>
+        </w:tc>
+      </w:tr>
+      <w:tr>
+        <w:tc>
+          <w:tcPr>
+            <w:tcW w:w="2689" w:type="dxa"/>
+          </w:tcPr>
+          <w:p>
+            <w:pPr>
+              <w:jc w:val="center"/>
+            </w:pPr>
+            <w:r>
+              <w:t>criteria</w:t>
+            </w:r>
+          </w:p>
+        </w:tc>
+        <w:tc>
+          <w:tcPr>
+            <w:tcW w:w="6327" w:type="dxa"/>
+          </w:tcPr>
+          <w:p>
+            <w:r>
+              <w:t xml:space="preserve">Malaysian citizen, </w:t>
+            </w:r>
+          </w:p>
+          <w:p>
+            <w:r>
+              <w:t>A</w:t>
+            </w:r>
+            <w:r>
+              <w:t xml:space="preserve">ged under 25, </w:t>
+            </w:r>
+          </w:p>
+          <w:p>
+            <w:r>
+              <w:t>M</w:t>
+            </w:r>
+            <w:r>
+              <w:t xml:space="preserve">inimum 8 credits in SPM / CGPA </w:t>
+            </w:r>
+            <m:oMath>
+              <m:r>
+                <w:rPr>
+                  <w:rFonts w:ascii="Cambria Math" w:hAnsi="Cambria Math"/>
+                </w:rPr>
+                <m:t>≥</m:t>
+              </m:r>
+            </m:oMath>
+            <w:r>
+              <w:t xml:space="preserve"> 3.00 for STPM or Diploma, </w:t>
+            </w:r>
+          </w:p>
+          <w:p>
+            <w:r>
+              <w:t>M</w:t>
+            </w:r>
+            <w:r>
+              <w:t>onthly household income of RM5,000 or below</w:t>
+            </w:r>
+          </w:p>
+        </w:tc>
+      </w:tr>
+      <w:tr>
+        <w:tc>
+          <w:tcPr>
+            <w:tcW w:w="2689" w:type="dxa"/>
+          </w:tcPr>
+          <w:p>
+            <w:pPr>
+              <w:jc w:val="center"/>
+            </w:pPr>
+            <w:r>
+              <w:t>link</w:t>
+            </w:r>
+          </w:p>
+        </w:tc>
+        <w:tc>
+          <w:tcPr>
+            <w:tcW w:w="6327" w:type="dxa"/>
+          </w:tcPr>
+          <w:p>
+            <w:hyperlink r:id="rId4" w:history="1">
+              <w:r>
+                <w:rPr>
+                  <w:rStyle w:val="Hyperlink"/>
+                </w:rPr>
+                <w:t>https://www.karangkraf.com/csr/biasiswa-karangkraf/</w:t>
+              </w:r>
+            </w:hyperlink>
+          </w:p>
+        </w:tc>
+      </w:tr>
+    </w:tbl>
+    <w:p/>
+    <w:p/>
+    <w:p>
+      <w:r>
+        <w:t>CIMB</w:t>
+      </w:r>
+    </w:p>
+    <w:tbl>
+      <w:tblPr>
+        <w:tblStyle w:val="TableGrid"/>
+        <w:tblW w:w="0" w:type="auto"/>
+        <w:tblLook w:val="04A0" w:firstRow="1" w:lastRow="0" w:firstColumn="1" w:lastColumn="0" w:noHBand="0" w:noVBand="1"/>
+      </w:tblPr>
+      <w:tblGrid>
+        <w:gridCol w:w="2689"/>
+        <w:gridCol w:w="6327"/>
+      </w:tblGrid>
+      <w:tr>
+        <w:tc>
+          <w:tcPr>
+            <w:tcW w:w="2689" w:type="dxa"/>
+          </w:tcPr>
+          <w:p>
+            <w:pPr>
+              <w:jc w:val="center"/>
+            </w:pPr>
+            <w:r>
+              <w:t>scholarship</w:t>
+            </w:r>
+          </w:p>
+        </w:tc>
+        <w:tc>
+          <w:tcPr>
+            <w:tcW w:w="6327" w:type="dxa"/>
+          </w:tcPr>
+          <w:p>
+            <w:r>
+              <w:t>CIMB ASEAN Scholarship</w:t>
+            </w:r>
+          </w:p>
+        </w:tc>
+      </w:tr>
+      <w:tr>
+        <w:tc>
+          <w:tcPr>
+            <w:tcW w:w="2689" w:type="dxa"/>
+          </w:tcPr>
+          <w:p>
+            <w:pPr>
+              <w:jc w:val="center"/>
+            </w:pPr>
+            <w:r>
+              <w:t>deadline</w:t>
+            </w:r>
+          </w:p>
+        </w:tc>
+        <w:tc>
+          <w:tcPr>
+            <w:tcW w:w="6327" w:type="dxa"/>
+          </w:tcPr>
+          <w:p>
+            <w:r>
+              <w:t>25 April 2026</w:t>
+            </w:r>
+          </w:p>
+        </w:tc>
+      </w:tr>
+      <w:tr>
+        <w:tc>
+          <w:tcPr>
+            <w:tcW w:w="2689" w:type="dxa"/>
+          </w:tcPr>
+          <w:p>
+            <w:pPr>
+              <w:jc w:val="center"/>
+            </w:pPr>
+            <w:r>
+              <w:t>location</w:t>
+            </w:r>
+          </w:p>
+        </w:tc>
+        <w:tc>
+          <w:tcPr>
+            <w:tcW w:w="6327" w:type="dxa"/>
+          </w:tcPr>
+          <w:p>
+            <w:r>
+              <w:t xml:space="preserve">Local </w:t>
+            </w:r>
+            <w:r>
+              <w:t>(</w:t>
+            </w:r>
+            <w:r>
+              <w:t>public/private universities</w:t>
+            </w:r>
+            <w:r>
+              <w:t>)</w:t>
+            </w:r>
+            <w:r>
+              <w:t xml:space="preserve"> &amp; Top universities in ASEAN / Overseas</w:t>
+            </w:r>
+          </w:p>
+        </w:tc>
+      </w:tr>
+      <w:tr>
+        <w:tc>
+          <w:tcPr>
+            <w:tcW w:w="2689" w:type="dxa"/>
+          </w:tcPr>
+          <w:p>
+            <w:pPr>
+              <w:jc w:val="center"/>
+            </w:pPr>
+            <w:r>
+              <w:t>level</w:t>
+            </w:r>
+          </w:p>
+        </w:tc>
+        <w:tc>
+          <w:tcPr>
+            <w:tcW w:w="6327" w:type="dxa"/>
+          </w:tcPr>
+          <w:p>
+            <w:r>
+              <w:t>Undergraduate (Degree)</w:t>
+            </w:r>
+          </w:p>
+        </w:tc>
+      </w:tr>
+      <w:tr>
+        <w:tc>
+          <w:tcPr>
+            <w:tcW w:w="2689" w:type="dxa"/>
+          </w:tcPr>
+          <w:p>
+            <w:pPr>
+              <w:jc w:val="center"/>
+            </w:pPr>
+            <w:r>
+              <w:t>amount</w:t>
+            </w:r>
+          </w:p>
+        </w:tc>
+        <w:tc>
+          <w:tcPr>
+            <w:tcW w:w="6327" w:type="dxa"/>
+          </w:tcPr>
+          <w:p>
+            <w:r>
+              <w:t>Full coverage (Tuition fees, living allowance, accommodation allowance, laptop, and flights)</w:t>
+            </w:r>
+          </w:p>
+        </w:tc>
+      </w:tr>
+      <w:tr>
+        <w:tc>
+          <w:tcPr>
+            <w:tcW w:w="2689" w:type="dxa"/>
+          </w:tcPr>
+          <w:p>
+            <w:pPr>
+              <w:jc w:val="center"/>
+            </w:pPr>
+            <w:r>
+              <w:t>type</w:t>
+            </w:r>
+          </w:p>
+        </w:tc>
+        <w:tc>
+          <w:tcPr>
+            <w:tcW w:w="6327" w:type="dxa"/>
+          </w:tcPr>
+          <w:p>
+            <w:r>
+              <w:t>Corporate</w:t>
+            </w:r>
+          </w:p>
+        </w:tc>
+      </w:tr>
+      <w:tr>
+        <w:tc>
+          <w:tcPr>
+            <w:tcW w:w="2689" w:type="dxa"/>
+          </w:tcPr>
+          <w:p>
+            <w:pPr>
+              <w:jc w:val="center"/>
+            </w:pPr>
+            <w:r>
+              <w:t>contract</w:t>
+            </w:r>
+          </w:p>
+        </w:tc>
+        <w:tc>
+          <w:tcPr>
+            <w:tcW w:w="6327" w:type="dxa"/>
+          </w:tcPr>
+          <w:p>
+            <w:r>
+              <w:t>M</w:t>
+            </w:r>
+            <w:r>
+              <w:t>andatory employment bond with CIMB Group upon graduation</w:t>
+            </w:r>
+          </w:p>
+        </w:tc>
+      </w:tr>
+      <w:tr>
+        <w:tc>
+          <w:tcPr>
+            <w:tcW w:w="2689" w:type="dxa"/>
+          </w:tcPr>
+          <w:p>
+            <w:pPr>
+              <w:jc w:val="center"/>
+            </w:pPr>
+            <w:r>
+              <w:t>courses</w:t>
+            </w:r>
+          </w:p>
+        </w:tc>
+        <w:tc>
+          <w:tcPr>
+            <w:tcW w:w="6327" w:type="dxa"/>
+          </w:tcPr>
+          <w:p>
+            <w:r>
+              <w:t>Banking, Finance, Digital Banking, Computer Science, Data Analytics, Psychology</w:t>
+            </w:r>
+          </w:p>
+        </w:tc>
+      </w:tr>
+      <w:tr>
+        <w:tc>
+          <w:tcPr>
+            <w:tcW w:w="2689" w:type="dxa"/>
+          </w:tcPr>
+          <w:p>
+            <w:pPr>
+              <w:jc w:val="center"/>
+            </w:pPr>
+            <w:r>
+              <w:t>criteria</w:t>
+            </w:r>
+          </w:p>
+        </w:tc>
+        <w:tc>
+          <w:tcPr>
+            <w:tcW w:w="6327" w:type="dxa"/>
+          </w:tcPr>
+          <w:p>
+            <w:r>
+              <w:t xml:space="preserve">Citizen of an ASEAN country, </w:t>
+            </w:r>
+          </w:p>
+          <w:p>
+            <w:r>
+              <w:lastRenderedPageBreak/>
+              <w:t>A</w:t>
+            </w:r>
+            <w:r>
+              <w:t xml:space="preserve">ged 25 or below, </w:t>
+            </w:r>
+          </w:p>
+          <w:p>
+            <w:r>
+              <w:t>E</w:t>
+            </w:r>
+            <w:r>
+              <w:t xml:space="preserve">xcellent academic record (STPM min 3As / Foundation or Diploma CGPA </w:t>
+            </w:r>
+            <m:oMath>
+              <m:r>
+                <w:rPr>
+                  <w:rFonts w:ascii="Cambria Math" w:hAnsi="Cambria Math"/>
+                </w:rPr>
+                <m:t>≥</m:t>
+              </m:r>
+            </m:oMath>
+            <w:r>
+              <w:t xml:space="preserve"> 3.50), </w:t>
+            </w:r>
+          </w:p>
+          <w:p>
+            <w:r>
+              <w:t>H</w:t>
+            </w:r>
+            <w:r>
+              <w:t>ighly active in co-curricular activities &amp; leadership</w:t>
+            </w:r>
+          </w:p>
+        </w:tc>
+      </w:tr>
+      <w:tr>
+        <w:tc>
+          <w:tcPr>
+            <w:tcW w:w="2689" w:type="dxa"/>
+          </w:tcPr>
+          <w:p>
+            <w:pPr>
+              <w:jc w:val="center"/>
+            </w:pPr>
+            <w:r>
+              <w:lastRenderedPageBreak/>
+              <w:t>link</w:t>
+            </w:r>
+          </w:p>
+        </w:tc>
+        <w:tc>
+          <w:tcPr>
+            <w:tcW w:w="6327" w:type="dxa"/>
+          </w:tcPr>
+          <w:p>
+            <w:r>
+              <w:t>https://www.cimb.com/en/careers/students/cimb-asean-scholarship.html</w:t>
+            </w:r>
+          </w:p>
+        </w:tc>
+      </w:tr>
+    </w:tbl>
+    <w:p/>
+    <w:p/>
+    <w:p>
+      <w:r>
+        <w:t>APU</w:t>
+      </w:r>
+    </w:p>
+    <w:tbl>
+      <w:tblPr>
+        <w:tblStyle w:val="TableGrid"/>
+        <w:tblW w:w="0" w:type="auto"/>
+        <w:tblLook w:val="04A0" w:firstRow="1" w:lastRow="0" w:firstColumn="1" w:lastColumn="0" w:noHBand="0" w:noVBand="1"/>
+      </w:tblPr>
+      <w:tblGrid>
+        <w:gridCol w:w="2689"/>
+        <w:gridCol w:w="6327"/>
+      </w:tblGrid>
+      <w:tr>
+        <w:tc>
+          <w:tcPr>
+            <w:tcW w:w="2689" w:type="dxa"/>
+          </w:tcPr>
+          <w:p>
+            <w:pPr>
+              <w:jc w:val="center"/>
+            </w:pPr>
+            <w:r>
+              <w:t>scholarship</w:t>
+            </w:r>
+          </w:p>
+        </w:tc>
+        <w:tc>
+          <w:tcPr>
+            <w:tcW w:w="6327" w:type="dxa"/>
+          </w:tcPr>
+          <w:p>
+            <w:r>
+              <w:t>APU Merit Scholarships</w:t>
+            </w:r>
+          </w:p>
+        </w:tc>
+      </w:tr>
+      <w:tr>
+        <w:tc>
+          <w:tcPr>
+            <w:tcW w:w="2689" w:type="dxa"/>
+          </w:tcPr>
+          <w:p>
+            <w:pPr>
+              <w:jc w:val="center"/>
+            </w:pPr>
+            <w:r>
+              <w:t>deadline</w:t>
+            </w:r>
+          </w:p>
+        </w:tc>
+        <w:tc>
+          <w:tcPr>
+            <w:tcW w:w="6327" w:type="dxa"/>
+          </w:tcPr>
+          <w:p>
+            <w:r>
+              <w:t>Varies based on APU intake dates (Open throughout the year)</w:t>
+            </w:r>
+          </w:p>
+        </w:tc>
+      </w:tr>
+      <w:tr>
+        <w:tc>
+          <w:tcPr>
+            <w:tcW w:w="2689" w:type="dxa"/>
+          </w:tcPr>
+          <w:p>
+            <w:pPr>
+              <w:jc w:val="center"/>
+            </w:pPr>
+            <w:r>
+              <w:t>location</w:t>
+            </w:r>
+          </w:p>
+        </w:tc>
+        <w:tc>
+          <w:tcPr>
+            <w:tcW w:w="6327" w:type="dxa"/>
+          </w:tcPr>
+          <w:p>
+            <w:r>
+              <w:t>Asia Pacific University (APU)</w:t>
+            </w:r>
+          </w:p>
+        </w:tc>
+      </w:tr>
+      <w:tr>
+        <w:tc>
+          <w:tcPr>
+            <w:tcW w:w="2689" w:type="dxa"/>
+          </w:tcPr>
+          <w:p>
+            <w:pPr>
+              <w:jc w:val="center"/>
+            </w:pPr>
+            <w:r>
+              <w:t>level</w:t>
+            </w:r>
+          </w:p>
+        </w:tc>
+        <w:tc>
+          <w:tcPr>
+            <w:tcW w:w="6327" w:type="dxa"/>
+          </w:tcPr>
+          <w:p>
+            <w:r>
+              <w:t>Pre-University, Diploma, Degree, Postgraduate</w:t>
+            </w:r>
+          </w:p>
+        </w:tc>
+      </w:tr>
+      <w:tr>
+        <w:tc>
+          <w:tcPr>
+            <w:tcW w:w="2689" w:type="dxa"/>
+          </w:tcPr>
+          <w:p>
+            <w:pPr>
+              <w:jc w:val="center"/>
+            </w:pPr>
+            <w:r>
+              <w:t>amount</w:t>
+            </w:r>
+          </w:p>
+        </w:tc>
+        <w:tc>
+          <w:tcPr>
+            <w:tcW w:w="6327" w:type="dxa"/>
+          </w:tcPr>
+          <w:p>
+            <w:r>
+              <w:t>Partial to Full (Tuition fee waivers ranging from 10% to 100% based on academic merit)</w:t>
+            </w:r>
+          </w:p>
+        </w:tc>
+      </w:tr>
+      <w:tr>
+        <w:tc>
+          <w:tcPr>
+            <w:tcW w:w="2689" w:type="dxa"/>
+          </w:tcPr>
+          <w:p>
+            <w:pPr>
+              <w:jc w:val="center"/>
+            </w:pPr>
+            <w:r>
+              <w:t>type</w:t>
+            </w:r>
+          </w:p>
+        </w:tc>
+        <w:tc>
+          <w:tcPr>
+            <w:tcW w:w="6327" w:type="dxa"/>
+          </w:tcPr>
+          <w:p>
+            <w:r>
+              <w:t>Institutional (Merit-based)</w:t>
+            </w:r>
+          </w:p>
+        </w:tc>
+      </w:tr>
+      <w:tr>
+        <w:tc>
+          <w:tcPr>
+            <w:tcW w:w="2689" w:type="dxa"/>
+          </w:tcPr>
+          <w:p>
+            <w:pPr>
+              <w:jc w:val="center"/>
+            </w:pPr>
+            <w:r>
+              <w:t>contract</w:t>
+            </w:r>
+          </w:p>
+        </w:tc>
+        <w:tc>
+          <w:tcPr>
+            <w:tcW w:w="6327" w:type="dxa"/>
+          </w:tcPr>
+          <w:p>
+            <w:r>
+              <w:t>No employment bond</w:t>
+            </w:r>
+          </w:p>
+        </w:tc>
+      </w:tr>
+      <w:tr>
+        <w:tc>
+          <w:tcPr>
+            <w:tcW w:w="2689" w:type="dxa"/>
+          </w:tcPr>
+          <w:p>
+            <w:pPr>
+              <w:jc w:val="center"/>
+            </w:pPr>
+            <w:r>
+              <w:t>courses</w:t>
+            </w:r>
+          </w:p>
+        </w:tc>
+        <w:tc>
+          <w:tcPr>
+            <w:tcW w:w="6327" w:type="dxa"/>
+          </w:tcPr>
+          <w:p>
+            <w:r>
+              <w:t>All courses offered at APU</w:t>
+            </w:r>
+          </w:p>
+        </w:tc>
+      </w:tr>
+      <w:tr>
+        <w:tc>
+          <w:tcPr>
+            <w:tcW w:w="2689" w:type="dxa"/>
+          </w:tcPr>
+          <w:p>
+            <w:pPr>
+              <w:jc w:val="center"/>
+            </w:pPr>
+            <w:r>
+              <w:t>criteria</w:t>
+            </w:r>
+          </w:p>
+        </w:tc>
+        <w:tc>
+          <w:tcPr>
+            <w:tcW w:w="6327" w:type="dxa"/>
+          </w:tcPr>
+          <w:p>
+            <w:r>
+              <w:t xml:space="preserve">Open to both local &amp; international students. </w:t>
+            </w:r>
+          </w:p>
+          <w:p>
+            <w:r>
+              <w:t xml:space="preserve">Waivers are tier-based (e.g., SPM 4-6As = 10%, 9A+ = 100%; excellent STPM/Foundation results). </w:t>
+            </w:r>
+          </w:p>
+        </w:tc>
+      </w:tr>
+      <w:tr>
+        <w:tc>
+          <w:tcPr>
+            <w:tcW w:w="2689" w:type="dxa"/>
+          </w:tcPr>
+          <w:p>
+            <w:pPr>
+              <w:jc w:val="center"/>
+            </w:pPr>
+            <w:r>
+              <w:t>link</w:t>
+            </w:r>
+          </w:p>
+        </w:tc>
+        <w:tc>
+          <w:tcPr>
+            <w:tcW w:w="6327" w:type="dxa"/>
+          </w:tcPr>
+          <w:p>
+            <w:r>
+              <w:t>https://www.apu.edu.my/merit-scholarships</w:t>
+            </w:r>
+          </w:p>
+        </w:tc>
+      </w:tr>
+    </w:tbl>
+    <w:p/>
+    <w:p/>
+    <w:p>
+      <w:r>
+        <w:t>MMU</w:t>
+      </w:r>
+    </w:p>
+    <w:tbl>
+      <w:tblPr>
+        <w:tblStyle w:val="TableGrid"/>
+        <w:tblW w:w="0" w:type="auto"/>
+        <w:tblLook w:val="04A0" w:firstRow="1" w:lastRow="0" w:firstColumn="1" w:lastColumn="0" w:noHBand="0" w:noVBand="1"/>
+      </w:tblPr>
+      <w:tblGrid>
+        <w:gridCol w:w="2689"/>
+        <w:gridCol w:w="6327"/>
+      </w:tblGrid>
+      <w:tr>
+        <w:tc>
+          <w:tcPr>
+            <w:tcW w:w="2689" w:type="dxa"/>
+          </w:tcPr>
+          <w:p>
+            <w:pPr>
+              <w:jc w:val="center"/>
+            </w:pPr>
+            <w:r>
+              <w:t>scholarship</w:t>
+            </w:r>
+          </w:p>
+        </w:tc>
+        <w:tc>
+          <w:tcPr>
+            <w:tcW w:w="6327" w:type="dxa"/>
+          </w:tcPr>
+          <w:p>
+            <w:r>
+              <w:t>MMU President's Scholarship &amp; Merit Scholarship</w:t>
+            </w:r>
+          </w:p>
+        </w:tc>
+      </w:tr>
+      <w:tr>
+        <w:tc>
+          <w:tcPr>
+            <w:tcW w:w="2689" w:type="dxa"/>
+          </w:tcPr>
+          <w:p>
+            <w:pPr>
+              <w:jc w:val="center"/>
+            </w:pPr>
+            <w:r>
+              <w:t>deadline</w:t>
+            </w:r>
+          </w:p>
+        </w:tc>
+        <w:tc>
+          <w:tcPr>
+            <w:tcW w:w="6327" w:type="dxa"/>
+          </w:tcPr>
+          <w:p>
+            <w:r>
+              <w:t xml:space="preserve">3 July 2026 </w:t>
+            </w:r>
+          </w:p>
+        </w:tc>
+      </w:tr>
+      <w:tr>
+        <w:tc>
+          <w:tcPr>
+            <w:tcW w:w="2689" w:type="dxa"/>
+          </w:tcPr>
+          <w:p>
+            <w:pPr>
+              <w:jc w:val="center"/>
+            </w:pPr>
+            <w:r>
+              <w:t>location</w:t>
+            </w:r>
+          </w:p>
+        </w:tc>
+        <w:tc>
+          <w:tcPr>
+            <w:tcW w:w="6327" w:type="dxa"/>
+          </w:tcPr>
+          <w:p>
+            <w:r>
+              <w:t>Multimedia University (MMU), Cyberjaya &amp; Melaka Campuses</w:t>
+            </w:r>
+          </w:p>
+        </w:tc>
+      </w:tr>
+      <w:tr>
+        <w:tc>
+          <w:tcPr>
+            <w:tcW w:w="2689" w:type="dxa"/>
+          </w:tcPr>
+          <w:p>
+            <w:pPr>
+              <w:jc w:val="center"/>
+            </w:pPr>
+            <w:r>
+              <w:t>level</w:t>
+            </w:r>
+          </w:p>
+        </w:tc>
+        <w:tc>
+          <w:tcPr>
+            <w:tcW w:w="6327" w:type="dxa"/>
+          </w:tcPr>
+          <w:p>
+            <w:r>
+              <w:t>Foundation, Diploma, Degree</w:t>
+            </w:r>
+          </w:p>
+        </w:tc>
+      </w:tr>
+      <w:tr>
+        <w:tc>
+          <w:tcPr>
+            <w:tcW w:w="2689" w:type="dxa"/>
+          </w:tcPr>
+          <w:p>
+            <w:pPr>
+              <w:jc w:val="center"/>
+            </w:pPr>
+            <w:r>
+              <w:t>amount</w:t>
+            </w:r>
+          </w:p>
+        </w:tc>
+        <w:tc>
+          <w:tcPr>
+            <w:tcW w:w="6327" w:type="dxa"/>
+          </w:tcPr>
+          <w:p>
+            <w:r>
+              <w:t>Full (100% for President's Scholarship) or Partial (Percentage reduction based on academic results)</w:t>
+            </w:r>
+          </w:p>
+        </w:tc>
+      </w:tr>
+      <w:tr>
+        <w:tc>
+          <w:tcPr>
+            <w:tcW w:w="2689" w:type="dxa"/>
+          </w:tcPr>
+          <w:p>
+            <w:pPr>
+              <w:jc w:val="center"/>
+            </w:pPr>
+            <w:r>
+              <w:t>type</w:t>
+            </w:r>
+          </w:p>
+        </w:tc>
+        <w:tc>
+          <w:tcPr>
+            <w:tcW w:w="6327" w:type="dxa"/>
+          </w:tcPr>
+          <w:p>
+            <w:r>
+              <w:t>Institutional (Merit-based)</w:t>
+            </w:r>
+          </w:p>
+        </w:tc>
+      </w:tr>
+      <w:tr>
+        <w:tc>
+          <w:tcPr>
+            <w:tcW w:w="2689" w:type="dxa"/>
+          </w:tcPr>
+          <w:p>
+            <w:pPr>
+              <w:jc w:val="center"/>
+            </w:pPr>
+            <w:r>
+              <w:t>contract</w:t>
+            </w:r>
+          </w:p>
+        </w:tc>
+        <w:tc>
+          <w:tcPr>
+            <w:tcW w:w="6327" w:type="dxa"/>
+          </w:tcPr>
+          <w:p>
+            <w:r>
+              <w:t>No employment bond</w:t>
+            </w:r>
+          </w:p>
+        </w:tc>
+      </w:tr>
+      <w:tr>
+        <w:tc>
+          <w:tcPr>
+            <w:tcW w:w="2689" w:type="dxa"/>
+          </w:tcPr>
+          <w:p>
+            <w:pPr>
+              <w:jc w:val="center"/>
+            </w:pPr>
+            <w:r>
+              <w:t>courses</w:t>
+            </w:r>
+          </w:p>
+        </w:tc>
+        <w:tc>
+          <w:tcPr>
+            <w:tcW w:w="6327" w:type="dxa"/>
+          </w:tcPr>
+          <w:p>
+            <w:r>
+              <w:t>Most courses at MMU</w:t>
+            </w:r>
+          </w:p>
+        </w:tc>
+      </w:tr>
+      <w:tr>
+        <w:tc>
+          <w:tcPr>
+            <w:tcW w:w="2689" w:type="dxa"/>
+          </w:tcPr>
+          <w:p>
+            <w:pPr>
+              <w:jc w:val="center"/>
+            </w:pPr>
+            <w:r>
+              <w:t>criteria</w:t>
+            </w:r>
+          </w:p>
+        </w:tc>
+        <w:tc>
+          <w:tcPr>
+            <w:tcW w:w="6327" w:type="dxa"/>
+          </w:tcPr>
+          <w:p>
+            <w:r>
+              <w:t xml:space="preserve">Malaysian citizen with outstanding academic results. </w:t>
+            </w:r>
+          </w:p>
+          <w:p>
+            <w:r>
+              <w:t xml:space="preserve">For President's Scholarship: SPM min 8A+, STPM 4As, or Foundation/Matriculation CGPA </w:t>
+            </w:r>
+            <m:oMath>
+              <m:r>
+                <w:rPr>
+                  <w:rFonts w:ascii="Cambria Math" w:hAnsi="Cambria Math"/>
+                </w:rPr>
+                <m:t>≥</m:t>
+              </m:r>
+            </m:oMath>
+            <w:r>
+              <w:t xml:space="preserve"> 3.90. </w:t>
+            </w:r>
+          </w:p>
+        </w:tc>
+      </w:tr>
+      <w:tr>
+        <w:tc>
+          <w:tcPr>
+            <w:tcW w:w="2689" w:type="dxa"/>
+          </w:tcPr>
+          <w:p>
+            <w:pPr>
+              <w:jc w:val="center"/>
+            </w:pPr>
+            <w:r>
+              <w:t>link</w:t>
+            </w:r>
+          </w:p>
+        </w:tc>
+        <w:tc>
+          <w:tcPr>
+            <w:tcW w:w="6327" w:type="dxa"/>
+          </w:tcPr>
+          <w:p>
+            <w:r>
+              <w:t>https://www.mmu.edu.my/fee-structure/financial-assistance/</w:t>
+            </w:r>
+          </w:p>
+        </w:tc>
+      </w:tr>
+    </w:tbl>
+    <w:p/>
+    <w:p/>
+    <w:p>
+      <w:r>
+        <w:t>OSK</w:t>
+      </w:r>
+    </w:p>
+    <w:tbl>
+      <w:tblPr>
+        <w:tblStyle w:val="TableGrid"/>
+        <w:tblW w:w="0" w:type="auto"/>
+        <w:tblLook w:val="04A0" w:firstRow="1" w:lastRow="0" w:firstColumn="1" w:lastColumn="0" w:noHBand="0" w:noVBand="1"/>
+      </w:tblPr>
+      <w:tblGrid>
+        <w:gridCol w:w="2689"/>
+        <w:gridCol w:w="6327"/>
+      </w:tblGrid>
+      <w:tr>
+        <w:tc>
+          <w:tcPr>
+            <w:tcW w:w="2689" w:type="dxa"/>
+          </w:tcPr>
+          <w:p>
+            <w:pPr>
+              <w:jc w:val="center"/>
+            </w:pPr>
+            <w:r>
+              <w:t>scholarship</w:t>
+            </w:r>
+          </w:p>
+        </w:tc>
+        <w:tc>
+          <w:tcPr>
+            <w:tcW w:w="6327" w:type="dxa"/>
+          </w:tcPr>
+          <w:p>
+            <w:r>
+              <w:t>OSK Foundation Scholarship Programme</w:t>
+            </w:r>
+          </w:p>
+        </w:tc>
+      </w:tr>
+      <w:tr>
+        <w:tc>
+          <w:tcPr>
+            <w:tcW w:w="2689" w:type="dxa"/>
+          </w:tcPr>
+          <w:p>
+            <w:pPr>
+              <w:jc w:val="center"/>
+            </w:pPr>
+            <w:r>
+              <w:t>deadline</w:t>
+            </w:r>
+          </w:p>
+        </w:tc>
+        <w:tc>
+          <w:tcPr>
+            <w:tcW w:w="6327" w:type="dxa"/>
+          </w:tcPr>
+          <w:p>
+            <w:r>
+              <w:t>3 July 2026</w:t>
+            </w:r>
+          </w:p>
+        </w:tc>
+      </w:tr>
+      <w:tr>
+        <w:tc>
+          <w:tcPr>
+            <w:tcW w:w="2689" w:type="dxa"/>
+          </w:tcPr>
+          <w:p>
+            <w:pPr>
+              <w:jc w:val="center"/>
+            </w:pPr>
+            <w:r>
+              <w:t>location</w:t>
+            </w:r>
+          </w:p>
+        </w:tc>
+        <w:tc>
+          <w:tcPr>
+            <w:tcW w:w="6327" w:type="dxa"/>
+          </w:tcPr>
+          <w:p>
+            <w:r>
+              <w:t>Local (</w:t>
+            </w:r>
+            <w:r>
+              <w:t>Selected Public &amp; Private Universities</w:t>
+            </w:r>
+            <w:r>
+              <w:t>)</w:t>
+            </w:r>
+          </w:p>
+        </w:tc>
+      </w:tr>
+      <w:tr>
+        <w:tc>
+          <w:tcPr>
+            <w:tcW w:w="2689" w:type="dxa"/>
+          </w:tcPr>
+          <w:p>
+            <w:pPr>
+              <w:jc w:val="center"/>
+            </w:pPr>
+            <w:r>
+              <w:t>level</w:t>
+            </w:r>
+          </w:p>
+        </w:tc>
+        <w:tc>
+          <w:tcPr>
+            <w:tcW w:w="6327" w:type="dxa"/>
+          </w:tcPr>
+          <w:p>
+            <w:r>
+              <w:t>Undergraduate (Degree)</w:t>
+            </w:r>
+          </w:p>
+        </w:tc>
+      </w:tr>
+      <w:tr>
+        <w:tc>
+          <w:tcPr>
+            <w:tcW w:w="2689" w:type="dxa"/>
+          </w:tcPr>
+          <w:p>
+            <w:pPr>
+              <w:jc w:val="center"/>
+            </w:pPr>
+            <w:r>
+              <w:t>amount</w:t>
+            </w:r>
+          </w:p>
+        </w:tc>
+        <w:tc>
+          <w:tcPr>
+            <w:tcW w:w="6327" w:type="dxa"/>
+          </w:tcPr>
+          <w:p>
+            <w:r>
+              <w:t>Full coverage (Tuition fees, monthly living allowance, plus a RM3,000 wellness grant)</w:t>
+            </w:r>
+          </w:p>
+        </w:tc>
+      </w:tr>
+      <w:tr>
+        <w:tc>
+          <w:tcPr>
+            <w:tcW w:w="2689" w:type="dxa"/>
+          </w:tcPr>
+          <w:p>
+            <w:pPr>
+              <w:jc w:val="center"/>
+            </w:pPr>
+            <w:r>
+              <w:t>type</w:t>
+            </w:r>
+          </w:p>
+        </w:tc>
+        <w:tc>
+          <w:tcPr>
+            <w:tcW w:w="6327" w:type="dxa"/>
+          </w:tcPr>
+          <w:p>
+            <w:r>
+              <w:t>Foundation / Corporate CSR</w:t>
+            </w:r>
+          </w:p>
+        </w:tc>
+      </w:tr>
+      <w:tr>
+        <w:tc>
+          <w:tcPr>
+            <w:tcW w:w="2689" w:type="dxa"/>
+          </w:tcPr>
+          <w:p>
+            <w:pPr>
+              <w:jc w:val="center"/>
+            </w:pPr>
+            <w:r>
+              <w:t>contract</w:t>
+            </w:r>
+          </w:p>
+        </w:tc>
+        <w:tc>
+          <w:tcPr>
+            <w:tcW w:w="6327" w:type="dxa"/>
+          </w:tcPr>
+          <w:p>
+            <w:r>
+              <w:t>Mandatory employment bond with OSK Group or its subsidiaries upon graduation</w:t>
+            </w:r>
+          </w:p>
+        </w:tc>
+      </w:tr>
+      <w:tr>
+        <w:tc>
+          <w:tcPr>
+            <w:tcW w:w="2689" w:type="dxa"/>
+          </w:tcPr>
+          <w:p>
+            <w:pPr>
+              <w:jc w:val="center"/>
+            </w:pPr>
+            <w:r>
+              <w:t>courses</w:t>
+            </w:r>
+          </w:p>
+        </w:tc>
+        <w:tc>
+          <w:tcPr>
+            <w:tcW w:w="6327" w:type="dxa"/>
+          </w:tcPr>
+          <w:p>
+            <w:r>
+              <w:t>Civil/Mechanical Engineering, Finance, Accounting, Cyber Security, FinTech, Data Analytics, Real Estate Management</w:t>
+            </w:r>
+          </w:p>
+        </w:tc>
+      </w:tr>
+      <w:tr>
+        <w:tc>
+          <w:tcPr>
+            <w:tcW w:w="2689" w:type="dxa"/>
+          </w:tcPr>
+          <w:p>
+            <w:pPr>
+              <w:jc w:val="center"/>
+            </w:pPr>
+            <w:r>
+              <w:t>criteria</w:t>
+            </w:r>
+          </w:p>
+        </w:tc>
+        <w:tc>
+          <w:tcPr>
+            <w:tcW w:w="6327" w:type="dxa"/>
+          </w:tcPr>
+          <w:p>
+            <w:r>
+              <w:t xml:space="preserve">Malaysian citizen, </w:t>
+            </w:r>
+          </w:p>
+          <w:p>
+            <w:r>
+              <w:t>A</w:t>
+            </w:r>
+            <w:r>
+              <w:t xml:space="preserve">ged under 21, </w:t>
+            </w:r>
+          </w:p>
+          <w:p>
+            <w:r>
+              <w:t>M</w:t>
+            </w:r>
+            <w:r>
+              <w:t xml:space="preserve">inimum 3As &amp; CGPA 3.50 in STPM/Foundation/Diploma, minimum 6As in SPM, </w:t>
+            </w:r>
+          </w:p>
+          <w:p>
+            <w:r>
+              <w:t>N</w:t>
+            </w:r>
+            <w:r>
+              <w:t>et monthly household income below RM8,000</w:t>
+            </w:r>
+          </w:p>
+        </w:tc>
+      </w:tr>
+      <w:tr>
+        <w:tc>
+          <w:tcPr>
+            <w:tcW w:w="2689" w:type="dxa"/>
+          </w:tcPr>
+          <w:p>
+            <w:pPr>
+              <w:jc w:val="center"/>
+            </w:pPr>
+            <w:r>
+              <w:t>link</w:t>
+            </w:r>
+          </w:p>
+        </w:tc>
+        <w:tc>
+          <w:tcPr>
+            <w:tcW w:w="6327" w:type="dxa"/>
+          </w:tcPr>
+          <w:p>
+            <w:r>
+              <w:t>https://dsfa.utar.edu.my/OSK-Foundation-Scholarship.php</w:t>
+            </w:r>
+          </w:p>
+        </w:tc>
+      </w:tr>
+    </w:tbl>
+    <w:p/>
+    <w:p/>
+    <w:p>
+      <w:r>
+        <w:t>MAYBANK</w:t>
+      </w:r>
+    </w:p>
+    <w:tbl>
+      <w:tblPr>
+        <w:tblStyle w:val="TableGrid"/>
+        <w:tblW w:w="0" w:type="auto"/>
+        <w:tblLook w:val="04A0" w:firstRow="1" w:lastRow="0" w:firstColumn="1" w:lastColumn="0" w:noHBand="0" w:noVBand="1"/>
+      </w:tblPr>
+      <w:tblGrid>
+        <w:gridCol w:w="2689"/>
+        <w:gridCol w:w="6327"/>
+      </w:tblGrid>
+      <w:tr>
+        <w:tc>
+          <w:tcPr>
+            <w:tcW w:w="2689" w:type="dxa"/>
+          </w:tcPr>
+          <w:p>
+            <w:pPr>
+              <w:jc w:val="center"/>
+            </w:pPr>
+            <w:r>
+              <w:t>scholarship</w:t>
+            </w:r>
+          </w:p>
+        </w:tc>
+        <w:tc>
+          <w:tcPr>
+            <w:tcW w:w="6327" w:type="dxa"/>
+          </w:tcPr>
+          <w:p>
+            <w:r>
+              <w:t>Maybank Group Scholarship Programme</w:t>
+            </w:r>
+          </w:p>
+        </w:tc>
+      </w:tr>
+      <w:tr>
+        <w:tc>
+          <w:tcPr>
+            <w:tcW w:w="2689" w:type="dxa"/>
+          </w:tcPr>
+          <w:p>
+            <w:pPr>
+              <w:jc w:val="center"/>
+            </w:pPr>
+            <w:r>
+              <w:t>deadline</w:t>
+            </w:r>
+          </w:p>
+        </w:tc>
+        <w:tc>
+          <w:tcPr>
+            <w:tcW w:w="6327" w:type="dxa"/>
+          </w:tcPr>
+          <w:p>
+            <w:r>
+              <w:t>April</w:t>
+            </w:r>
+          </w:p>
+        </w:tc>
+      </w:tr>
+      <w:tr>
+        <w:tc>
+          <w:tcPr>
+            <w:tcW w:w="2689" w:type="dxa"/>
+          </w:tcPr>
+          <w:p>
+            <w:pPr>
+              <w:jc w:val="center"/>
+            </w:pPr>
+            <w:r>
+              <w:t>location</w:t>
+            </w:r>
+          </w:p>
+        </w:tc>
+        <w:tc>
+          <w:tcPr>
+            <w:tcW w:w="6327" w:type="dxa"/>
+          </w:tcPr>
+          <w:p>
+            <w:r>
+              <w:t>Local (</w:t>
+            </w:r>
+            <w:r>
+              <w:t>Top tier public universities</w:t>
+            </w:r>
+            <w:r>
+              <w:t>)</w:t>
+            </w:r>
+            <w:r>
+              <w:t xml:space="preserve"> &amp; </w:t>
+            </w:r>
+            <w:r>
+              <w:t>Overseas (</w:t>
+            </w:r>
+            <w:r>
+              <w:t>Selected top-ranked UK universities</w:t>
+            </w:r>
+            <w:r>
+              <w:t>)</w:t>
+            </w:r>
+          </w:p>
+        </w:tc>
+      </w:tr>
+      <w:tr>
+        <w:tc>
+          <w:tcPr>
+            <w:tcW w:w="2689" w:type="dxa"/>
+          </w:tcPr>
+          <w:p>
+            <w:pPr>
+              <w:jc w:val="center"/>
+            </w:pPr>
+            <w:r>
+              <w:t>level</w:t>
+            </w:r>
+          </w:p>
+        </w:tc>
+        <w:tc>
+          <w:tcPr>
+            <w:tcW w:w="6327" w:type="dxa"/>
+          </w:tcPr>
+          <w:p>
+            <w:r>
+              <w:t>Undergraduate (Degree) - First-year university students are also eligible to apply</w:t>
+            </w:r>
+          </w:p>
+        </w:tc>
+      </w:tr>
+      <w:tr>
+        <w:tc>
+          <w:tcPr>
+            <w:tcW w:w="2689" w:type="dxa"/>
+          </w:tcPr>
+          <w:p>
+            <w:pPr>
+              <w:jc w:val="center"/>
+            </w:pPr>
+            <w:r>
+              <w:t>amount</w:t>
+            </w:r>
+          </w:p>
+        </w:tc>
+        <w:tc>
+          <w:tcPr>
+            <w:tcW w:w="6327" w:type="dxa"/>
+          </w:tcPr>
+          <w:p>
+            <w:r>
+              <w:t>Full coverage (Tuition fees, monthly stipend, laptop, book allowance, accommodation, and visa/flight costs for overseas studies)</w:t>
+            </w:r>
+          </w:p>
+        </w:tc>
+      </w:tr>
+      <w:tr>
+        <w:tc>
+          <w:tcPr>
+            <w:tcW w:w="2689" w:type="dxa"/>
+          </w:tcPr>
+          <w:p>
+            <w:pPr>
+              <w:jc w:val="center"/>
+            </w:pPr>
+            <w:r>
+              <w:t>type</w:t>
+            </w:r>
+          </w:p>
+        </w:tc>
+        <w:tc>
+          <w:tcPr>
+            <w:tcW w:w="6327" w:type="dxa"/>
+          </w:tcPr>
+          <w:p>
+            <w:r>
+              <w:t>Corporate</w:t>
+            </w:r>
+          </w:p>
+        </w:tc>
+      </w:tr>
+      <w:tr>
+        <w:tc>
+          <w:tcPr>
+            <w:tcW w:w="2689" w:type="dxa"/>
+          </w:tcPr>
+          <w:p>
+            <w:pPr>
+              <w:jc w:val="center"/>
+            </w:pPr>
+            <w:r>
+              <w:t>contract</w:t>
+            </w:r>
+          </w:p>
+        </w:tc>
+        <w:tc>
+          <w:tcPr>
+            <w:tcW w:w="6327" w:type="dxa"/>
+          </w:tcPr>
+          <w:p>
+            <w:r>
+              <w:t>E</w:t>
+            </w:r>
+            <w:r>
+              <w:t>mployment bond with Maybank Group upon graduation</w:t>
+            </w:r>
+          </w:p>
+        </w:tc>
+      </w:tr>
+      <w:tr>
+        <w:tc>
+          <w:tcPr>
+            <w:tcW w:w="2689" w:type="dxa"/>
+          </w:tcPr>
+          <w:p>
+            <w:pPr>
+              <w:jc w:val="center"/>
+            </w:pPr>
+            <w:r>
+              <w:t>courses</w:t>
+            </w:r>
+          </w:p>
+        </w:tc>
+        <w:tc>
+          <w:tcPr>
+            <w:tcW w:w="6327" w:type="dxa"/>
+          </w:tcPr>
+          <w:p>
+            <w:r>
+              <w:t>Banking, Finance, Economics, Accounting, IT, Data Science, Cyber Security, Engineering</w:t>
+            </w:r>
+          </w:p>
+        </w:tc>
+      </w:tr>
+      <w:tr>
+        <w:tc>
+          <w:tcPr>
+            <w:tcW w:w="2689" w:type="dxa"/>
+          </w:tcPr>
+          <w:p>
+            <w:pPr>
+              <w:jc w:val="center"/>
+            </w:pPr>
+            <w:r>
+              <w:t>criteria</w:t>
+            </w:r>
+          </w:p>
+        </w:tc>
+        <w:tc>
+          <w:tcPr>
+            <w:tcW w:w="6327" w:type="dxa"/>
+          </w:tcPr>
+          <w:p>
+            <w:r>
+              <w:t xml:space="preserve">Malaysian citizen, </w:t>
+            </w:r>
+          </w:p>
+          <w:p>
+            <w:r>
+              <w:t>A</w:t>
+            </w:r>
+            <w:r>
+              <w:t xml:space="preserve">ged under 22, </w:t>
+            </w:r>
+          </w:p>
+          <w:p>
+            <w:r>
+              <w:t>M</w:t>
+            </w:r>
+            <w:r>
+              <w:t xml:space="preserve">inimum 3As in STPM or equivalent, </w:t>
+            </w:r>
+          </w:p>
+          <w:p>
+            <w:r>
+              <w:t>A</w:t>
+            </w:r>
+            <w:r>
+              <w:t xml:space="preserve">ctive in co-curricular activities, household income </w:t>
+            </w:r>
+            <m:oMath>
+              <m:r>
+                <w:rPr>
+                  <w:rFonts w:ascii="Cambria Math" w:hAnsi="Cambria Math"/>
+                </w:rPr>
+                <m:t>≤</m:t>
+              </m:r>
+            </m:oMath>
+            <w:r>
+              <w:t xml:space="preserve"> RM120,000/year (Local) or </w:t>
+            </w:r>
+            <m:oMath>
+              <m:r>
+                <w:rPr>
+                  <w:rFonts w:ascii="Cambria Math" w:hAnsi="Cambria Math"/>
+                </w:rPr>
+                <m:t>≤</m:t>
+              </m:r>
+            </m:oMath>
+            <w:r>
+              <w:t xml:space="preserve"> RM180,000/year (UK option)</w:t>
+            </w:r>
+          </w:p>
+        </w:tc>
+      </w:tr>
+      <w:tr>
+        <w:tc>
+          <w:tcPr>
+            <w:tcW w:w="2689" w:type="dxa"/>
+          </w:tcPr>
+          <w:p>
+            <w:pPr>
+              <w:jc w:val="center"/>
+            </w:pPr>
+            <w:r>
+              <w:t>link</w:t>
+            </w:r>
+          </w:p>
+        </w:tc>
+        <w:tc>
+          <w:tcPr>
+            <w:tcW w:w="6327" w:type="dxa"/>
+          </w:tcPr>
+          <w:p>
+            <w:r>
+              <w:t>https://maybankfoundation.com/</w:t>
+            </w:r>
+          </w:p>
+        </w:tc>
+      </w:tr>
+    </w:tbl>
+    <w:p/>
+    <w:p/>
+    <w:p>
+      <w:r>
+        <w:t>SENHENG</w:t>
+      </w:r>
+    </w:p>
+    <w:tbl>
+      <w:tblPr>
+        <w:tblStyle w:val="TableGrid"/>
+        <w:tblW w:w="0" w:type="auto"/>
+        <w:tblLook w:val="04A0" w:firstRow="1" w:lastRow="0" w:firstColumn="1" w:lastColumn="0" w:noHBand="0" w:noVBand="1"/>
+      </w:tblPr>
+      <w:tblGrid>
+        <w:gridCol w:w="2689"/>
+        <w:gridCol w:w="6327"/>
+      </w:tblGrid>
+      <w:tr>
+        <w:tc>
+          <w:tcPr>
+            <w:tcW w:w="2689" w:type="dxa"/>
+          </w:tcPr>
+          <w:p>
+            <w:pPr>
+              <w:jc w:val="center"/>
+            </w:pPr>
+            <w:r>
+              <w:t>scholarship</w:t>
+            </w:r>
+          </w:p>
+        </w:tc>
+        <w:tc>
+          <w:tcPr>
+            <w:tcW w:w="6327" w:type="dxa"/>
+          </w:tcPr>
+          <w:p>
+            <w:r>
+              <w:t>Senheng Education Assistance (SEA) Programme</w:t>
+            </w:r>
+          </w:p>
+        </w:tc>
+      </w:tr>
+      <w:tr>
+        <w:tc>
+          <w:tcPr>
+            <w:tcW w:w="2689" w:type="dxa"/>
+          </w:tcPr>
+          <w:p>
+            <w:pPr>
+              <w:jc w:val="center"/>
+            </w:pPr>
+            <w:r>
+              <w:t>deadline</w:t>
+            </w:r>
+          </w:p>
+        </w:tc>
+        <w:tc>
+          <w:tcPr>
+            <w:tcW w:w="6327" w:type="dxa"/>
+          </w:tcPr>
+          <w:p>
+            <w:r>
+              <w:t>30 April 2026</w:t>
+            </w:r>
+          </w:p>
+        </w:tc>
+      </w:tr>
+      <w:tr>
+        <w:tc>
+          <w:tcPr>
+            <w:tcW w:w="2689" w:type="dxa"/>
+          </w:tcPr>
+          <w:p>
+            <w:pPr>
+              <w:jc w:val="center"/>
+            </w:pPr>
+            <w:r>
+              <w:t>location</w:t>
+            </w:r>
+          </w:p>
+        </w:tc>
+        <w:tc>
+          <w:tcPr>
+            <w:tcW w:w="6327" w:type="dxa"/>
+          </w:tcPr>
+          <w:p>
+            <w:r>
+              <w:t xml:space="preserve">Local </w:t>
+            </w:r>
+            <w:r>
+              <w:t>(</w:t>
+            </w:r>
+            <w:r>
+              <w:t>Public &amp; Private Universities</w:t>
+            </w:r>
+            <w:r>
+              <w:t>)</w:t>
+            </w:r>
+          </w:p>
+        </w:tc>
+      </w:tr>
+      <w:tr>
+        <w:tc>
+          <w:tcPr>
+            <w:tcW w:w="2689" w:type="dxa"/>
+          </w:tcPr>
+          <w:p>
+            <w:pPr>
+              <w:jc w:val="center"/>
+            </w:pPr>
+            <w:r>
+              <w:t>level</w:t>
+            </w:r>
+          </w:p>
+        </w:tc>
+        <w:tc>
+          <w:tcPr>
+            <w:tcW w:w="6327" w:type="dxa"/>
+          </w:tcPr>
+          <w:p>
+            <w:r>
+              <w:t>Degree &amp; Master's</w:t>
+            </w:r>
+          </w:p>
+        </w:tc>
+      </w:tr>
+      <w:tr>
+        <w:tc>
+          <w:tcPr>
+            <w:tcW w:w="2689" w:type="dxa"/>
+          </w:tcPr>
+          <w:p>
+            <w:pPr>
+              <w:jc w:val="center"/>
+            </w:pPr>
+            <w:r>
+              <w:t>amount</w:t>
+            </w:r>
+          </w:p>
+        </w:tc>
+        <w:tc>
+          <w:tcPr>
+            <w:tcW w:w="6327" w:type="dxa"/>
+          </w:tcPr>
+          <w:p>
+            <w:r>
+              <w:t>Financial assistance worth RM20,000 (or full tuition + RM1,500 monthly stipend if studying at a Senheng partner university)</w:t>
+            </w:r>
+          </w:p>
+        </w:tc>
+      </w:tr>
+      <w:tr>
+        <w:tc>
+          <w:tcPr>
+            <w:tcW w:w="2689" w:type="dxa"/>
+          </w:tcPr>
+          <w:p>
+            <w:pPr>
+              <w:jc w:val="center"/>
+            </w:pPr>
+            <w:r>
+              <w:t>type</w:t>
+            </w:r>
+          </w:p>
+        </w:tc>
+        <w:tc>
+          <w:tcPr>
+            <w:tcW w:w="6327" w:type="dxa"/>
+          </w:tcPr>
+          <w:p>
+            <w:r>
+              <w:t>Corporate</w:t>
+            </w:r>
+          </w:p>
+        </w:tc>
+      </w:tr>
+      <w:tr>
+        <w:tc>
+          <w:tcPr>
+            <w:tcW w:w="2689" w:type="dxa"/>
+          </w:tcPr>
+          <w:p>
+            <w:pPr>
+              <w:jc w:val="center"/>
+            </w:pPr>
+            <w:r>
+              <w:t>contract</w:t>
+            </w:r>
+          </w:p>
+        </w:tc>
+        <w:tc>
+          <w:tcPr>
+            <w:tcW w:w="6327" w:type="dxa"/>
+          </w:tcPr>
+          <w:p>
+            <w:r>
+              <w:t>Mandatory employment bond to serve Senheng for 2 to 3 years post-graduation</w:t>
+            </w:r>
+          </w:p>
+        </w:tc>
+      </w:tr>
+      <w:tr>
+        <w:tc>
+          <w:tcPr>
+            <w:tcW w:w="2689" w:type="dxa"/>
+          </w:tcPr>
+          <w:p>
+            <w:pPr>
+              <w:jc w:val="center"/>
+            </w:pPr>
+            <w:r>
+              <w:t>courses</w:t>
+            </w:r>
+          </w:p>
+        </w:tc>
+        <w:tc>
+          <w:tcPr>
+            <w:tcW w:w="6327" w:type="dxa"/>
+          </w:tcPr>
+          <w:p>
+            <w:r>
+              <w:t>Accounting, Finance, Big Data, Computer Science, IT Engineering, Business Management, Media Communications</w:t>
+            </w:r>
+          </w:p>
+        </w:tc>
+      </w:tr>
+      <w:tr>
+        <w:tc>
+          <w:tcPr>
+            <w:tcW w:w="2689" w:type="dxa"/>
+          </w:tcPr>
+          <w:p>
+            <w:pPr>
+              <w:jc w:val="center"/>
+            </w:pPr>
+            <w:r>
+              <w:t>criteria</w:t>
+            </w:r>
+          </w:p>
+        </w:tc>
+        <w:tc>
+          <w:tcPr>
+            <w:tcW w:w="6327" w:type="dxa"/>
+          </w:tcPr>
+          <w:p>
+            <w:r>
+              <w:t xml:space="preserve">Malaysian citizen, </w:t>
+            </w:r>
+          </w:p>
+          <w:p>
+            <w:r>
+              <w:t>A</w:t>
+            </w:r>
+            <w:r>
+              <w:t xml:space="preserve">ged under 25, </w:t>
+            </w:r>
+          </w:p>
+          <w:p>
+            <w:r>
+              <w:t>1st-year undergraduate or prospective degree student,</w:t>
+            </w:r>
+          </w:p>
+          <w:p>
+            <w:r>
+              <w:t>M</w:t>
+            </w:r>
+            <w:r>
+              <w:t xml:space="preserve">inimum CGPA 3.00/3.30, </w:t>
+            </w:r>
+          </w:p>
+          <w:p>
+            <w:r>
+              <w:t>F</w:t>
+            </w:r>
+            <w:r>
+              <w:t>rom a B40/M40 background</w:t>
+            </w:r>
+          </w:p>
+        </w:tc>
+      </w:tr>
+      <w:tr>
+        <w:tc>
+          <w:tcPr>
+            <w:tcW w:w="2689" w:type="dxa"/>
+          </w:tcPr>
+          <w:p>
+            <w:pPr>
+              <w:jc w:val="center"/>
+            </w:pPr>
+            <w:r>
+              <w:t>link</w:t>
+            </w:r>
+          </w:p>
+        </w:tc>
+        <w:tc>
+          <w:tcPr>
+            <w:tcW w:w="6327" w:type="dxa"/>
+          </w:tcPr>
+          <w:p>
+            <w:r>
+              <w:t>https://www.senheng.com/scholarship/</w:t>
+            </w:r>
+          </w:p>
+        </w:tc>
+      </w:tr>
+    </w:tbl>
+    <w:p/>
+    <w:p/>
+    <w:p>
+      <w:r>
+        <w:t>UNIRAZAK</w:t>
+      </w:r>
+    </w:p>
+    <w:tbl>
+      <w:tblPr>
+        <w:tblStyle w:val="TableGrid"/>
+        <w:tblW w:w="0" w:type="auto"/>
+        <w:tblLook w:val="04A0" w:firstRow="1" w:lastRow="0" w:firstColumn="1" w:lastColumn="0" w:noHBand="0" w:noVBand="1"/>
+      </w:tblPr>
+      <w:tblGrid>
+        <w:gridCol w:w="2689"/>
+        <w:gridCol w:w="6327"/>
+      </w:tblGrid>
+      <w:tr>
+        <w:tc>
+          <w:tcPr>
+            <w:tcW w:w="2689" w:type="dxa"/>
+          </w:tcPr>
+          <w:p>
+            <w:pPr>
+              <w:jc w:val="center"/>
+            </w:pPr>
+            <w:r>
+              <w:t>scholarship</w:t>
+            </w:r>
+          </w:p>
+        </w:tc>
+        <w:tc>
+          <w:tcPr>
+            <w:tcW w:w="6327" w:type="dxa"/>
+          </w:tcPr>
+          <w:p>
+            <w:r>
+              <w:t>UNIRAZAK Financial Assistance &amp; Scholarship Schemes</w:t>
+            </w:r>
+          </w:p>
+        </w:tc>
+      </w:tr>
+      <w:tr>
+        <w:tc>
+          <w:tcPr>
+            <w:tcW w:w="2689" w:type="dxa"/>
+          </w:tcPr>
+          <w:p>
+            <w:pPr>
+              <w:jc w:val="center"/>
+            </w:pPr>
+            <w:r>
+              <w:t>deadline</w:t>
+            </w:r>
+          </w:p>
+        </w:tc>
+        <w:tc>
+          <w:tcPr>
+            <w:tcW w:w="6327" w:type="dxa"/>
+          </w:tcPr>
+          <w:p>
+            <w:r>
+              <w:t>Follows university intake dates</w:t>
+            </w:r>
+          </w:p>
+        </w:tc>
+      </w:tr>
+      <w:tr>
+        <w:tc>
+          <w:tcPr>
+            <w:tcW w:w="2689" w:type="dxa"/>
+          </w:tcPr>
+          <w:p>
+            <w:pPr>
+              <w:jc w:val="center"/>
+            </w:pPr>
+            <w:r>
+              <w:t>location</w:t>
+            </w:r>
+          </w:p>
+        </w:tc>
+        <w:tc>
+          <w:tcPr>
+            <w:tcW w:w="6327" w:type="dxa"/>
+          </w:tcPr>
+          <w:p>
+            <w:r>
+              <w:t>Universiti Tun Abdul Razak (UNIRAZAK</w:t>
+            </w:r>
+            <w:r>
+              <w:t>)</w:t>
+            </w:r>
+          </w:p>
+        </w:tc>
+      </w:tr>
+      <w:tr>
+        <w:tc>
+          <w:tcPr>
+            <w:tcW w:w="2689" w:type="dxa"/>
+          </w:tcPr>
+          <w:p>
+            <w:pPr>
+              <w:jc w:val="center"/>
+            </w:pPr>
+            <w:r>
+              <w:t>level</w:t>
+            </w:r>
+          </w:p>
+        </w:tc>
+        <w:tc>
+          <w:tcPr>
+            <w:tcW w:w="6327" w:type="dxa"/>
+          </w:tcPr>
+          <w:p>
+            <w:r>
+              <w:t>Foundation, Undergraduate (Degree), Postgraduate</w:t>
+            </w:r>
+          </w:p>
+        </w:tc>
+      </w:tr>
+      <w:tr>
+        <w:tc>
+          <w:tcPr>
+            <w:tcW w:w="2689" w:type="dxa"/>
+          </w:tcPr>
+          <w:p>
+            <w:pPr>
+              <w:jc w:val="center"/>
+            </w:pPr>
+            <w:r>
+              <w:t>amount</w:t>
+            </w:r>
+          </w:p>
+        </w:tc>
+        <w:tc>
+          <w:tcPr>
+            <w:tcW w:w="6327" w:type="dxa"/>
+          </w:tcPr>
+          <w:p>
+            <w:r>
+              <w:t>Partial to Full (Special funds such as the 10% Alumni Scheme, Merit Schemes, or joint sponsorships with partners like Karangkraf)</w:t>
+            </w:r>
+          </w:p>
+        </w:tc>
+      </w:tr>
+      <w:tr>
+        <w:tc>
+          <w:tcPr>
+            <w:tcW w:w="2689" w:type="dxa"/>
+          </w:tcPr>
+          <w:p>
+            <w:pPr>
+              <w:jc w:val="center"/>
+            </w:pPr>
+            <w:r>
+              <w:t>type</w:t>
+            </w:r>
+          </w:p>
+        </w:tc>
+        <w:tc>
+          <w:tcPr>
+            <w:tcW w:w="6327" w:type="dxa"/>
+          </w:tcPr>
+          <w:p>
+            <w:r>
+              <w:t>Institutional &amp; NGO/Corporate Collaboration</w:t>
+            </w:r>
+          </w:p>
+        </w:tc>
+      </w:tr>
+      <w:tr>
+        <w:tc>
+          <w:tcPr>
+            <w:tcW w:w="2689" w:type="dxa"/>
+          </w:tcPr>
+          <w:p>
+            <w:pPr>
+              <w:jc w:val="center"/>
+            </w:pPr>
+            <w:r>
+              <w:t>contract</w:t>
+            </w:r>
+          </w:p>
+        </w:tc>
+        <w:tc>
+          <w:tcPr>
+            <w:tcW w:w="6327" w:type="dxa"/>
+          </w:tcPr>
+          <w:p>
+            <w:r>
+              <w:t>Varies by scheme (If under a partner program like Karangkraf, subject to their specific terms)</w:t>
+            </w:r>
+          </w:p>
+        </w:tc>
+      </w:tr>
+      <w:tr>
+        <w:tc>
+          <w:tcPr>
+            <w:tcW w:w="2689" w:type="dxa"/>
+          </w:tcPr>
+          <w:p>
+            <w:pPr>
+              <w:jc w:val="center"/>
+            </w:pPr>
+            <w:r>
+              <w:t>courses</w:t>
+            </w:r>
+          </w:p>
+        </w:tc>
+        <w:tc>
+          <w:tcPr>
+            <w:tcW w:w="6327" w:type="dxa"/>
+          </w:tcPr>
+          <w:p>
+            <w:r>
+              <w:t>Management, Business, Accounting, IT, Governance &amp; Public Policy, Education</w:t>
+            </w:r>
+          </w:p>
+        </w:tc>
+      </w:tr>
+      <w:tr>
+        <w:tc>
+          <w:tcPr>
+            <w:tcW w:w="2689" w:type="dxa"/>
+          </w:tcPr>
+          <w:p>
+            <w:pPr>
+              <w:jc w:val="center"/>
+            </w:pPr>
+            <w:r>
+              <w:t>criteria</w:t>
+            </w:r>
+          </w:p>
+        </w:tc>
+        <w:tc>
+          <w:tcPr>
+            <w:tcW w:w="6327" w:type="dxa"/>
+          </w:tcPr>
+          <w:p>
+            <w:r>
+              <w:t xml:space="preserve">Malaysian citizen. </w:t>
+            </w:r>
+          </w:p>
+          <w:p>
+            <w:r>
+              <w:t>Merit schemes require exceptional academic performance, while other financial aid options focus primarily on household income brackets and proven financial need</w:t>
+            </w:r>
+          </w:p>
+        </w:tc>
+      </w:tr>
+      <w:tr>
+        <w:tc>
+          <w:tcPr>
+            <w:tcW w:w="2689" w:type="dxa"/>
+          </w:tcPr>
+          <w:p>
+            <w:pPr>
+              <w:jc w:val="center"/>
+            </w:pPr>
+            <w:r>
+              <w:t>link</w:t>
+            </w:r>
+          </w:p>
+        </w:tc>
+        <w:tc>
+          <w:tcPr>
+            <w:tcW w:w="6327" w:type="dxa"/>
+          </w:tcPr>
+          <w:p>
+            <w:r>
+              <w:t>https://unirazak.edu.my/admission/scholarships-and-financial-assistance/</w:t>
+            </w:r>
+          </w:p>
+        </w:tc>
+      </w:tr>
+    </w:tbl>
+    <w:p/>
+    <w:p/>
+    <w:p>
+      <w:r>
+        <w:t>GAMUDA</w:t>
+      </w:r>
+    </w:p>
+    <w:tbl>
+      <w:tblPr>
+        <w:tblStyle w:val="TableGrid"/>
+        <w:tblW w:w="0" w:type="auto"/>
+        <w:tblLook w:val="04A0" w:firstRow="1" w:lastRow="0" w:firstColumn="1" w:lastColumn="0" w:noHBand="0" w:noVBand="1"/>
+      </w:tblPr>
+      <w:tblGrid>
+        <w:gridCol w:w="2689"/>
+        <w:gridCol w:w="6327"/>
+      </w:tblGrid>
+      <w:tr>
+        <w:tc>
+          <w:tcPr>
+            <w:tcW w:w="2689" w:type="dxa"/>
+          </w:tcPr>
+          <w:p>
+            <w:pPr>
+              <w:jc w:val="center"/>
+            </w:pPr>
+            <w:r>
+              <w:t>scholarship</w:t>
+            </w:r>
+          </w:p>
+        </w:tc>
+        <w:tc>
+          <w:tcPr>
+            <w:tcW w:w="6327" w:type="dxa"/>
+          </w:tcPr>
+          <w:p>
+            <w:r>
+              <w:t>Yayasan Gamuda Scholarship</w:t>
+            </w:r>
+          </w:p>
+        </w:tc>
+      </w:tr>
+      <w:tr>
+        <w:trPr>
+          <w:trHeight w:val="54"/>
+        </w:trPr>
+        <w:tc>
+          <w:tcPr>
+            <w:tcW w:w="2689" w:type="dxa"/>
+          </w:tcPr>
+          <w:p>
+            <w:pPr>
+              <w:jc w:val="center"/>
+            </w:pPr>
+            <w:r>
+              <w:t>deadline</w:t>
+            </w:r>
+          </w:p>
+        </w:tc>
+        <w:tc>
+          <w:tcPr>
+            <w:tcW w:w="6327" w:type="dxa"/>
+          </w:tcPr>
+          <w:p>
+            <w:r>
+              <w:t xml:space="preserve">30 April 2026 </w:t>
+            </w:r>
+          </w:p>
+        </w:tc>
+      </w:tr>
+      <w:tr>
+        <w:tc>
+          <w:tcPr>
+            <w:tcW w:w="2689" w:type="dxa"/>
+          </w:tcPr>
+          <w:p>
+            <w:pPr>
+              <w:jc w:val="center"/>
+            </w:pPr>
+            <w:r>
+              <w:t>location</w:t>
+            </w:r>
+          </w:p>
+        </w:tc>
+        <w:tc>
+          <w:tcPr>
+            <w:tcW w:w="6327" w:type="dxa"/>
+          </w:tcPr>
+          <w:p>
+            <w:r>
+              <w:t>Local (Public/Private</w:t>
+            </w:r>
+            <w:r>
+              <w:t xml:space="preserve"> </w:t>
+            </w:r>
+            <w:r>
+              <w:t>Universities</w:t>
+            </w:r>
+            <w:r>
+              <w:t xml:space="preserve">) &amp; </w:t>
+            </w:r>
+            <w:r>
+              <w:t xml:space="preserve">Overseas </w:t>
+            </w:r>
+            <w:r>
+              <w:t>(</w:t>
+            </w:r>
+            <w:r>
+              <w:t>Selected Universities</w:t>
+            </w:r>
+            <w:r>
+              <w:t>)</w:t>
+            </w:r>
+          </w:p>
+        </w:tc>
+      </w:tr>
+      <w:tr>
+        <w:tc>
+          <w:tcPr>
+            <w:tcW w:w="2689" w:type="dxa"/>
+          </w:tcPr>
+          <w:p>
+            <w:pPr>
+              <w:jc w:val="center"/>
+            </w:pPr>
+            <w:r>
+              <w:t>level</w:t>
+            </w:r>
+          </w:p>
+        </w:tc>
+        <w:tc>
+          <w:tcPr>
+            <w:tcW w:w="6327" w:type="dxa"/>
+          </w:tcPr>
+          <w:p>
+            <w:r>
+              <w:t>Undergraduate (Degree)</w:t>
+            </w:r>
+          </w:p>
+        </w:tc>
+      </w:tr>
+      <w:tr>
+        <w:tc>
+          <w:tcPr>
+            <w:tcW w:w="2689" w:type="dxa"/>
+          </w:tcPr>
+          <w:p>
+            <w:pPr>
+              <w:jc w:val="center"/>
+            </w:pPr>
+            <w:r>
+              <w:t>amount</w:t>
+            </w:r>
+          </w:p>
+        </w:tc>
+        <w:tc>
+          <w:tcPr>
+            <w:tcW w:w="6327" w:type="dxa"/>
+          </w:tcPr>
+          <w:p>
+            <w:r>
+              <w:t>Full coverage (Tuition fees, living stipend, accommodation allowance, book &amp; laptop allowance)</w:t>
+            </w:r>
+          </w:p>
+        </w:tc>
+      </w:tr>
+      <w:tr>
+        <w:tc>
+          <w:tcPr>
+            <w:tcW w:w="2689" w:type="dxa"/>
+          </w:tcPr>
+          <w:p>
+            <w:pPr>
+              <w:jc w:val="center"/>
+            </w:pPr>
+            <w:r>
+              <w:t>type</w:t>
+            </w:r>
+          </w:p>
+        </w:tc>
+        <w:tc>
+          <w:tcPr>
+            <w:tcW w:w="6327" w:type="dxa"/>
+          </w:tcPr>
+          <w:p>
+            <w:r>
+              <w:t>Foundation / Corporate CSR</w:t>
+            </w:r>
+          </w:p>
+        </w:tc>
+      </w:tr>
+      <w:tr>
+        <w:tc>
+          <w:tcPr>
+            <w:tcW w:w="2689" w:type="dxa"/>
+          </w:tcPr>
+          <w:p>
+            <w:pPr>
+              <w:jc w:val="center"/>
+            </w:pPr>
+            <w:r>
+              <w:t>contract</w:t>
+            </w:r>
+          </w:p>
+        </w:tc>
+        <w:tc>
+          <w:tcPr>
+            <w:tcW w:w="6327" w:type="dxa"/>
+          </w:tcPr>
+          <w:p>
+            <w:r>
+              <w:t>Mandatory employment bond with Gamuda Group matching the duration of sponsorship</w:t>
+            </w:r>
+          </w:p>
+        </w:tc>
+      </w:tr>
+      <w:tr>
+        <w:tc>
+          <w:tcPr>
+            <w:tcW w:w="2689" w:type="dxa"/>
+          </w:tcPr>
+          <w:p>
+            <w:pPr>
+              <w:jc w:val="center"/>
+            </w:pPr>
+            <w:r>
+              <w:t>courses</w:t>
+            </w:r>
+          </w:p>
+        </w:tc>
+        <w:tc>
+          <w:tcPr>
+            <w:tcW w:w="6327" w:type="dxa"/>
+          </w:tcPr>
+          <w:p>
+            <w:r>
+              <w:t>Engineering (Civil, Electrical, Mechanical), Quantity Surveying, Built Environment/Architecture, Tech &amp; Digital (IT/Computer Science), Business &amp; Finance, Environmental Science, HR Management</w:t>
+            </w:r>
+          </w:p>
+        </w:tc>
+      </w:tr>
+      <w:tr>
+        <w:tc>
+          <w:tcPr>
+            <w:tcW w:w="2689" w:type="dxa"/>
+          </w:tcPr>
+          <w:p>
+            <w:pPr>
+              <w:jc w:val="center"/>
+            </w:pPr>
+            <w:r>
+              <w:t>criteria</w:t>
+            </w:r>
+          </w:p>
+        </w:tc>
+        <w:tc>
+          <w:tcPr>
+            <w:tcW w:w="6327" w:type="dxa"/>
+          </w:tcPr>
+          <w:p>
+            <w:r>
+              <w:t xml:space="preserve">Malaysian citizen, </w:t>
+            </w:r>
+          </w:p>
+          <w:p>
+            <w:r>
+              <w:t>M</w:t>
+            </w:r>
+            <w:r>
+              <w:t xml:space="preserve">inimum 3As or CGPA 3.40 in STPM/Foundation/Matriculation/Diploma, </w:t>
+            </w:r>
+          </w:p>
+          <w:p>
+            <w:r>
+              <w:t>H</w:t>
+            </w:r>
+            <w:r>
+              <w:t>eavily active in co-curricular &amp; leadership roles,</w:t>
+            </w:r>
+          </w:p>
+          <w:p>
+            <w:r>
+              <w:t>D</w:t>
+            </w:r>
+            <w:r>
+              <w:t>emonstrated financial need</w:t>
+            </w:r>
+          </w:p>
+        </w:tc>
+      </w:tr>
+      <w:tr>
+        <w:tc>
+          <w:tcPr>
+            <w:tcW w:w="2689" w:type="dxa"/>
+          </w:tcPr>
+          <w:p>
+            <w:pPr>
+              <w:jc w:val="center"/>
+            </w:pPr>
+            <w:r>
+              <w:t>link</w:t>
+            </w:r>
+          </w:p>
+        </w:tc>
+        <w:tc>
+          <w:tcPr>
+            <w:tcW w:w="6327" w:type="dxa"/>
+          </w:tcPr>
+          <w:p>
+            <w:r>
+              <w:t>https://dsfa.utar.edu.my/Gamuda-Scholarship.php</w:t>
             </w:r>
           </w:p>
         </w:tc>
@@ -4280,6 +6994,29 @@
       </w:tblBorders>
     </w:tblPr>
   </w:style>
+  <w:style w:type="character" w:styleId="Hyperlink">
+    <w:name w:val="Hyperlink"/>
+    <w:basedOn w:val="DefaultParagraphFont"/>
+    <w:uiPriority w:val="99"/>
+    <w:unhideWhenUsed/>
+    <w:rsid w:val="008C37CF"/>
+    <w:rPr>
+      <w:color w:val="467886" w:themeColor="hyperlink"/>
+      <w:u w:val="single"/>
+    </w:rPr>
+  </w:style>
+  <w:style w:type="character" w:styleId="UnresolvedMention">
+    <w:name w:val="Unresolved Mention"/>
+    <w:basedOn w:val="DefaultParagraphFont"/>
+    <w:uiPriority w:val="99"/>
+    <w:semiHidden/>
+    <w:unhideWhenUsed/>
+    <w:rsid w:val="008C37CF"/>
+    <w:rPr>
+      <w:color w:val="605E5C"/>
+      <w:shd w:val="clear" w:color="auto" w:fill="E1DFDD"/>
+    </w:rPr>
+  </w:style>
 </w:styles>
 </file>
 
